--- a/resources/document-templates/startup-tech-assessment-mrl-template.docx
+++ b/resources/document-templates/startup-tech-assessment-mrl-template.docx
@@ -2517,6 +2517,7 @@
               </w:pBdr>
               <w:spacing w:line="275" w:lineRule="auto"/>
               <w:ind w:left="107"/>
+              <w:jc w:val="center"/>
               <w:rPr>
                 <w:b/>
                 <w:bCs/>
@@ -2611,6 +2612,7 @@
               </w:pBdr>
               <w:spacing w:line="275" w:lineRule="auto"/>
               <w:ind w:left="107"/>
+              <w:jc w:val="center"/>
             </w:pPr>
             <w:r>
               <w:t>${mrl_8_1}</w:t>
@@ -2670,6 +2672,7 @@
               </w:pBdr>
               <w:spacing w:line="275" w:lineRule="auto"/>
               <w:ind w:left="107"/>
+              <w:jc w:val="center"/>
             </w:pPr>
             <w:r>
               <w:t>${mrl_8_2}</w:t>
@@ -2729,6 +2732,7 @@
               </w:pBdr>
               <w:spacing w:line="275" w:lineRule="auto"/>
               <w:ind w:left="107"/>
+              <w:jc w:val="center"/>
             </w:pPr>
             <w:r>
               <w:t>${mrl_8_3}</w:t>
@@ -2828,6 +2832,7 @@
               </w:pBdr>
               <w:spacing w:line="275" w:lineRule="auto"/>
               <w:ind w:left="107"/>
+              <w:jc w:val="center"/>
             </w:pPr>
             <w:r>
               <w:t>${mrl_9_0}</w:t>
@@ -2887,6 +2892,7 @@
               </w:pBdr>
               <w:spacing w:line="275" w:lineRule="auto"/>
               <w:ind w:left="107"/>
+              <w:jc w:val="center"/>
             </w:pPr>
             <w:r>
               <w:t>${mrl_9_1}</w:t>
@@ -2990,6 +2996,7 @@
               </w:pBdr>
               <w:spacing w:line="275" w:lineRule="auto"/>
               <w:ind w:left="107"/>
+              <w:jc w:val="center"/>
             </w:pPr>
             <w:r>
               <w:t>${mrl_9_2}</w:t>
@@ -3049,6 +3056,7 @@
               </w:pBdr>
               <w:spacing w:line="275" w:lineRule="auto"/>
               <w:ind w:left="107"/>
+              <w:jc w:val="center"/>
             </w:pPr>
             <w:r>
               <w:t>${mrl_9_3}</w:t>
@@ -3108,6 +3116,7 @@
               </w:pBdr>
               <w:spacing w:line="275" w:lineRule="auto"/>
               <w:ind w:left="107"/>
+              <w:jc w:val="center"/>
             </w:pPr>
             <w:r>
               <w:lastRenderedPageBreak/>
@@ -4130,7 +4139,7 @@
             </wp:anchor>
           </w:drawing>
         </mc:Choice>
-        <mc:Fallback xmlns:sl="http://schemas.openxmlformats.org/schemaLibrary/2006/main" xmlns:a="http://schemas.openxmlformats.org/drawingml/2006/main" xmlns:pic="http://schemas.openxmlformats.org/drawingml/2006/picture" xmlns:c="http://schemas.openxmlformats.org/drawingml/2006/chart" xmlns:lc="http://schemas.openxmlformats.org/drawingml/2006/lockedCanvas" xmlns:dgm="http://schemas.openxmlformats.org/drawingml/2006/diagram" xmlns="http://schemas.microsoft.com/office/tasks/2019/documenttasks" xmlns:cr="http://schemas.microsoft.com/office/comments/2020/reactions">
+        <mc:Fallback xmlns:cr="http://schemas.microsoft.com/office/comments/2020/reactions" xmlns="http://schemas.microsoft.com/office/tasks/2019/documenttasks" xmlns:dgm="http://schemas.openxmlformats.org/drawingml/2006/diagram" xmlns:lc="http://schemas.openxmlformats.org/drawingml/2006/lockedCanvas" xmlns:c="http://schemas.openxmlformats.org/drawingml/2006/chart" xmlns:pic="http://schemas.openxmlformats.org/drawingml/2006/picture" xmlns:a="http://schemas.openxmlformats.org/drawingml/2006/main" xmlns:sl="http://schemas.openxmlformats.org/schemaLibrary/2006/main">
           <w:drawing>
             <wp:anchor allowOverlap="1" behindDoc="1" distB="0" distT="0" distL="0" distR="0" hidden="0" layoutInCell="1" locked="0" relativeHeight="0" simplePos="0">
               <wp:simplePos x="0" y="0"/>

--- a/resources/document-templates/startup-tech-assessment-mrl-template.docx
+++ b/resources/document-templates/startup-tech-assessment-mrl-template.docx
@@ -3184,6 +3184,31 @@
           <w:right w:val="nil"/>
           <w:between w:val="nil"/>
         </w:pBdr>
+        <w:spacing w:before="44"/>
+        <w:rPr>
+          <w:color w:val="000000"/>
+          <w:sz w:val="24"/>
+          <w:szCs w:val="24"/>
+        </w:rPr>
+      </w:pPr>
+    </w:p>
+    <w:p>
+      <w:pPr>
+        <w:spacing w:after="0"/>
+      </w:pPr>
+      <w:r>
+        <w:t>${sig_slot_1}</w:t>
+      </w:r>
+    </w:p>
+    <w:p>
+      <w:pPr>
+        <w:pBdr>
+          <w:top w:val="nil"/>
+          <w:left w:val="nil"/>
+          <w:bottom w:val="nil"/>
+          <w:right w:val="nil"/>
+          <w:between w:val="nil"/>
+        </w:pBdr>
         <w:rPr>
           <w:color w:val="000000"/>
           <w:sz w:val="24"/>
@@ -3196,7 +3221,7 @@
           <w:sz w:val="24"/>
           <w:szCs w:val="24"/>
         </w:rPr>
-        <w:t>Evaluated by:</w:t>
+        <w:t xml:space="preserve">${evaluated_by_label}</w:t>
       </w:r>
       <w:r>
         <w:rPr>
@@ -3276,21 +3301,45 @@
           <w:right w:val="nil"/>
           <w:between w:val="nil"/>
         </w:pBdr>
-        <w:spacing w:before="41" w:line="552" w:lineRule="auto"/>
-        <w:ind w:right="4022"/>
+        <w:spacing w:before="44"/>
         <w:rPr>
           <w:color w:val="000000"/>
           <w:sz w:val="24"/>
           <w:szCs w:val="24"/>
         </w:rPr>
       </w:pPr>
-      <w:r>
+    </w:p>
+    <w:p>
+      <w:pPr>
+        <w:pBdr>
+          <w:top w:val="nil"/>
+          <w:left w:val="nil"/>
+          <w:bottom w:val="nil"/>
+          <w:right w:val="nil"/>
+          <w:between w:val="nil"/>
+        </w:pBdr>
+        <w:spacing w:before="44"/>
         <w:rPr>
           <w:color w:val="000000"/>
           <w:sz w:val="24"/>
           <w:szCs w:val="24"/>
         </w:rPr>
-        <w:t>${evaluated_by_position_2}</w:t>
+      </w:pPr>
+    </w:p>
+    <w:p>
+      <w:pPr>
+        <w:spacing w:after="0"/>
+      </w:pPr>
+      <w:r>
+        <w:t>${/sig_slot_1}</w:t>
+      </w:r>
+    </w:p>
+    <w:p>
+      <w:pPr>
+        <w:spacing w:after="0"/>
+      </w:pPr>
+      <w:r>
+        <w:t>${sig_slot_2}</w:t>
       </w:r>
     </w:p>
     <w:p>
@@ -3316,7 +3365,7 @@
           <w:sz w:val="24"/>
           <w:szCs w:val="24"/>
         </w:rPr>
-        <w:t>Reviewed by:</w:t>
+        <w:t xml:space="preserve">${reviewed_by_label}</w:t>
       </w:r>
     </w:p>
     <w:p>
@@ -3400,6 +3449,14 @@
     </w:p>
     <w:p>
       <w:pPr>
+        <w:spacing w:after="0"/>
+      </w:pPr>
+      <w:r>
+        <w:t>${/sig_slot_2}</w:t>
+      </w:r>
+    </w:p>
+    <w:p>
+      <w:pPr>
         <w:pBdr>
           <w:top w:val="nil"/>
           <w:left w:val="nil"/>
@@ -3420,7 +3477,7 @@
           <w:sz w:val="24"/>
           <w:szCs w:val="24"/>
         </w:rPr>
-        <w:t>Noted by:</w:t>
+        <w:t xml:space="preserve">${noted_by_label}</w:t>
       </w:r>
     </w:p>
     <w:p>
@@ -3484,42 +3541,6 @@
           <w:szCs w:val="24"/>
         </w:rPr>
         <w:t>${noted_by_position_1}</w:t>
-      </w:r>
-    </w:p>
-    <w:p>
-      <w:pPr>
-        <w:pBdr>
-          <w:top w:val="nil"/>
-          <w:left w:val="nil"/>
-          <w:bottom w:val="nil"/>
-          <w:right w:val="nil"/>
-          <w:between w:val="nil"/>
-        </w:pBdr>
-        <w:spacing w:before="40"/>
-        <w:ind w:left="5760"/>
-        <w:rPr>
-          <w:color w:val="000000"/>
-          <w:sz w:val="24"/>
-          <w:szCs w:val="24"/>
-        </w:rPr>
-        <w:sectPr>
-          <w:headerReference w:type="default" r:id="rId9"/>
-          <w:footerReference w:type="default" r:id="rId10"/>
-          <w:type w:val="continuous"/>
-          <w:pgSz w:w="11906" w:h="16838" w:code="9"/>
-          <w:pgMar w:top="2400" w:right="1440" w:bottom="1780" w:left="1440" w:header="264" w:footer="360" w:gutter="0"/>
-          <w:pgNumType w:start="1"/>
-          <w:cols w:space="720"/>
-          <w:docGrid w:linePitch="299"/>
-        </w:sectPr>
-      </w:pPr>
-      <w:r>
-        <w:rPr>
-          <w:color w:val="000000"/>
-          <w:sz w:val="24"/>
-          <w:szCs w:val="24"/>
-        </w:rPr>
-        <w:t>${noted_by_position_2}</w:t>
       </w:r>
     </w:p>
     <w:p>

--- a/resources/document-templates/startup-tech-assessment-mrl-template.docx
+++ b/resources/document-templates/startup-tech-assessment-mrl-template.docx
@@ -3543,77 +3543,10 @@
         <w:t>${noted_by_position_1}</w:t>
       </w:r>
     </w:p>
-    <w:p>
-      <w:pPr>
-        <w:pBdr>
-          <w:top w:val="nil"/>
-          <w:left w:val="nil"/>
-          <w:bottom w:val="nil"/>
-          <w:right w:val="nil"/>
-          <w:between w:val="nil"/>
-        </w:pBdr>
-        <w:spacing w:before="40"/>
-        <w:ind w:left="5760"/>
-        <w:rPr>
-          <w:color w:val="000000"/>
-          <w:sz w:val="24"/>
-          <w:szCs w:val="24"/>
-        </w:rPr>
-      </w:pPr>
-      <w:r>
-        <w:rPr>
-          <w:color w:val="000000"/>
-          <w:sz w:val="24"/>
-          <w:szCs w:val="24"/>
-        </w:rPr>
-        <w:br w:type="page"/>
-      </w:r>
-    </w:p>
-    <w:p>
-      <w:pPr>
-        <w:pBdr>
-          <w:top w:val="nil"/>
-          <w:left w:val="nil"/>
-          <w:bottom w:val="nil"/>
-          <w:right w:val="nil"/>
-          <w:between w:val="nil"/>
-        </w:pBdr>
-        <w:spacing w:before="40"/>
-        <w:rPr>
-          <w:color w:val="000000"/>
-          <w:sz w:val="24"/>
-          <w:szCs w:val="24"/>
-        </w:rPr>
-        <w:sectPr>
-          <w:type w:val="continuous"/>
-          <w:pgSz w:w="11906" w:h="16838" w:code="9"/>
-          <w:pgMar w:top="2400" w:right="1440" w:bottom="1780" w:left="1440" w:header="264" w:footer="360" w:gutter="0"/>
-          <w:pgNumType w:start="1"/>
-          <w:cols w:space="720"/>
-          <w:docGrid w:linePitch="299"/>
-        </w:sectPr>
-      </w:pPr>
-    </w:p>
-    <w:p>
-      <w:pPr>
-        <w:pBdr>
-          <w:top w:val="nil"/>
-          <w:left w:val="nil"/>
-          <w:bottom w:val="nil"/>
-          <w:right w:val="nil"/>
-          <w:between w:val="nil"/>
-        </w:pBdr>
-        <w:spacing w:before="40"/>
-        <w:rPr>
-          <w:color w:val="000000"/>
-          <w:sz w:val="24"/>
-          <w:szCs w:val="24"/>
-        </w:rPr>
-      </w:pPr>
-    </w:p>
     <w:sectPr>
       <w:pgSz w:w="11906" w:h="16838" w:code="9"/>
       <w:pgMar w:top="2400" w:right="1440" w:bottom="1780" w:left="1440" w:header="264" w:footer="360" w:gutter="0"/>
+      <w:pgNumType w:start="1"/>
       <w:cols w:space="720"/>
       <w:docGrid w:linePitch="299"/>
     </w:sectPr>

--- a/resources/document-templates/startup-tech-assessment-mrl-template.docx
+++ b/resources/document-templates/startup-tech-assessment-mrl-template.docx
@@ -3464,7 +3464,7 @@
           <w:right w:val="nil"/>
           <w:between w:val="nil"/>
         </w:pBdr>
-        <w:ind w:left="5760"/>
+        <w:ind w:left="3270"/>
         <w:rPr>
           <w:color w:val="000000"/>
           <w:sz w:val="24"/>
@@ -3500,7 +3500,7 @@
     <w:p>
       <w:pPr>
         <w:pStyle w:val="Heading1"/>
-        <w:ind w:left="5760"/>
+        <w:ind w:left="3270"/>
         <w:rPr>
           <w:u w:val="none"/>
         </w:rPr>
@@ -3527,7 +3527,7 @@
           <w:between w:val="nil"/>
         </w:pBdr>
         <w:spacing w:before="44"/>
-        <w:ind w:left="5760"/>
+        <w:ind w:left="3270"/>
         <w:rPr>
           <w:color w:val="000000"/>
           <w:sz w:val="24"/>

--- a/resources/document-templates/startup-tech-assessment-mrl-template.docx
+++ b/resources/document-templates/startup-tech-assessment-mrl-template.docx
@@ -3285,6 +3285,8 @@
       </w:pPr>
       <w:r>
         <w:rPr>
+          <w:i/>
+          <w:iCs/>
           <w:color w:val="000000"/>
           <w:sz w:val="24"/>
           <w:szCs w:val="24"/>
@@ -3405,6 +3407,8 @@
       </w:pPr>
       <w:r>
         <w:rPr>
+          <w:i/>
+          <w:iCs/>
           <w:color w:val="000000"/>
           <w:sz w:val="24"/>
           <w:szCs w:val="24"/>
@@ -3414,6 +3418,8 @@
       <w:proofErr w:type="spellStart"/>
       <w:r>
         <w:rPr>
+          <w:i/>
+          <w:iCs/>
           <w:color w:val="000000"/>
           <w:sz w:val="24"/>
           <w:szCs w:val="24"/>
@@ -3423,6 +3429,8 @@
       <w:proofErr w:type="spellEnd"/>
       <w:r>
         <w:rPr>
+          <w:i/>
+          <w:iCs/>
           <w:color w:val="000000"/>
           <w:sz w:val="24"/>
           <w:szCs w:val="24"/>
@@ -3536,6 +3544,8 @@
       </w:pPr>
       <w:r>
         <w:rPr>
+          <w:i/>
+          <w:iCs/>
           <w:color w:val="000000"/>
           <w:sz w:val="24"/>
           <w:szCs w:val="24"/>

--- a/resources/document-templates/startup-tech-assessment-mrl-template.docx
+++ b/resources/document-templates/startup-tech-assessment-mrl-template.docx
@@ -3313,23 +3313,6 @@
     </w:p>
     <w:p>
       <w:pPr>
-        <w:pBdr>
-          <w:top w:val="nil"/>
-          <w:left w:val="nil"/>
-          <w:bottom w:val="nil"/>
-          <w:right w:val="nil"/>
-          <w:between w:val="nil"/>
-        </w:pBdr>
-        <w:spacing w:before="44"/>
-        <w:rPr>
-          <w:color w:val="000000"/>
-          <w:sz w:val="24"/>
-          <w:szCs w:val="24"/>
-        </w:rPr>
-      </w:pPr>
-    </w:p>
-    <w:p>
-      <w:pPr>
         <w:spacing w:after="0"/>
       </w:pPr>
       <w:r>
@@ -3353,8 +3336,6 @@
           <w:right w:val="nil"/>
           <w:between w:val="nil"/>
         </w:pBdr>
-        <w:spacing w:before="450" w:line="552" w:lineRule="auto"/>
-        <w:ind w:right="4022"/>
         <w:rPr>
           <w:color w:val="000000"/>
           <w:sz w:val="24"/>
@@ -3369,6 +3350,23 @@
         </w:rPr>
         <w:t xml:space="preserve">${reviewed_by_label}</w:t>
       </w:r>
+    </w:p>
+    <w:p>
+      <w:pPr>
+        <w:pBdr>
+          <w:top w:val="nil"/>
+          <w:left w:val="nil"/>
+          <w:bottom w:val="nil"/>
+          <w:right w:val="nil"/>
+          <w:between w:val="nil"/>
+        </w:pBdr>
+        <w:spacing w:before="82"/>
+        <w:rPr>
+          <w:color w:val="000000"/>
+          <w:sz w:val="24"/>
+          <w:szCs w:val="24"/>
+        </w:rPr>
+      </w:pPr>
     </w:p>
     <w:p>
       <w:pPr>
@@ -3554,6 +3552,8 @@
       </w:r>
     </w:p>
     <w:sectPr>
+      <w:headerReference w:type="default" r:id="rId9"/>
+      <w:footerReference w:type="default" r:id="rId10"/>
       <w:pgSz w:w="11906" w:h="16838" w:code="9"/>
       <w:pgMar w:top="2400" w:right="1440" w:bottom="1780" w:left="1440" w:header="264" w:footer="360" w:gutter="0"/>
       <w:pgNumType w:start="1"/>

--- a/resources/document-templates/startup-tech-assessment-mrl-template.docx
+++ b/resources/document-templates/startup-tech-assessment-mrl-template.docx
@@ -718,25 +718,7 @@
                 <w:sz w:val="24"/>
                 <w:szCs w:val="24"/>
               </w:rPr>
-              <w:t xml:space="preserve">segments, value </w:t>
-            </w:r>
-            <w:proofErr w:type="gramStart"/>
-            <w:r>
-              <w:rPr>
-                <w:color w:val="000000"/>
-                <w:sz w:val="24"/>
-                <w:szCs w:val="24"/>
-              </w:rPr>
-              <w:t>prop</w:t>
-            </w:r>
-            <w:proofErr w:type="gramEnd"/>
-            <w:r>
-              <w:rPr>
-                <w:color w:val="000000"/>
-                <w:sz w:val="24"/>
-                <w:szCs w:val="24"/>
-              </w:rPr>
-              <w:t>, channels, etc.).</w:t>
+              <w:t>segments, value prop, channels, etc.).</w:t>
             </w:r>
           </w:p>
         </w:tc>
@@ -1108,36 +1090,8 @@
                 <w:sz w:val="24"/>
                 <w:szCs w:val="24"/>
               </w:rPr>
-              <w:t xml:space="preserve">Insights gathered </w:t>
-            </w:r>
-            <w:proofErr w:type="gramStart"/>
-            <w:r>
-              <w:rPr>
-                <w:color w:val="000000"/>
-                <w:sz w:val="24"/>
-                <w:szCs w:val="24"/>
-              </w:rPr>
-              <w:t>include:</w:t>
-            </w:r>
-            <w:proofErr w:type="gramEnd"/>
-            <w:r>
-              <w:rPr>
-                <w:color w:val="000000"/>
-                <w:sz w:val="24"/>
-                <w:szCs w:val="24"/>
-              </w:rPr>
-              <w:t xml:space="preserve"> previous solutions tried, current behaviors, and </w:t>
-            </w:r>
-            <w:proofErr w:type="gramStart"/>
-            <w:r>
-              <w:rPr>
-                <w:color w:val="000000"/>
-                <w:sz w:val="24"/>
-                <w:szCs w:val="24"/>
-              </w:rPr>
-              <w:t>problem</w:t>
-            </w:r>
-            <w:proofErr w:type="gramEnd"/>
+              <w:t>Insights gathered include: previous solutions tried, current behaviors, and problem</w:t>
+            </w:r>
           </w:p>
           <w:p>
             <w:pPr>
@@ -2927,25 +2881,7 @@
                 <w:sz w:val="24"/>
                 <w:szCs w:val="24"/>
               </w:rPr>
-              <w:t xml:space="preserve">Commercialization </w:t>
-            </w:r>
-            <w:proofErr w:type="gramStart"/>
-            <w:r>
-              <w:rPr>
-                <w:color w:val="000000"/>
-                <w:sz w:val="24"/>
-                <w:szCs w:val="24"/>
-              </w:rPr>
-              <w:t>plan is</w:t>
-            </w:r>
-            <w:proofErr w:type="gramEnd"/>
-            <w:r>
-              <w:rPr>
-                <w:color w:val="000000"/>
-                <w:sz w:val="24"/>
-                <w:szCs w:val="24"/>
-              </w:rPr>
-              <w:t xml:space="preserve"> documented (launch strategy, sales channels, marketing,</w:t>
+              <w:t>Commercialization plan is documented (launch strategy, sales channels, marketing,</w:t>
             </w:r>
           </w:p>
           <w:p>
@@ -3176,26 +3112,6 @@
       </w:pPr>
     </w:p>
     <w:p>
-      <w:pPr>
-        <w:pBdr>
-          <w:top w:val="nil"/>
-          <w:left w:val="nil"/>
-          <w:bottom w:val="nil"/>
-          <w:right w:val="nil"/>
-          <w:between w:val="nil"/>
-        </w:pBdr>
-        <w:spacing w:before="44"/>
-        <w:rPr>
-          <w:color w:val="000000"/>
-          <w:sz w:val="24"/>
-          <w:szCs w:val="24"/>
-        </w:rPr>
-      </w:pPr>
-    </w:p>
-    <w:p>
-      <w:pPr>
-        <w:spacing w:after="0"/>
-      </w:pPr>
       <w:r>
         <w:t>${sig_slot_1}</w:t>
       </w:r>
@@ -3221,7 +3137,7 @@
           <w:sz w:val="24"/>
           <w:szCs w:val="24"/>
         </w:rPr>
-        <w:t xml:space="preserve">${evaluated_by_label}</w:t>
+        <w:t>${evaluated_by_label}</w:t>
       </w:r>
       <w:r>
         <w:rPr>
@@ -3312,17 +3228,11 @@
       </w:pPr>
     </w:p>
     <w:p>
-      <w:pPr>
-        <w:spacing w:after="0"/>
-      </w:pPr>
       <w:r>
         <w:t>${/sig_slot_1}</w:t>
       </w:r>
     </w:p>
     <w:p>
-      <w:pPr>
-        <w:spacing w:after="0"/>
-      </w:pPr>
       <w:r>
         <w:t>${sig_slot_2}</w:t>
       </w:r>
@@ -3348,7 +3258,7 @@
           <w:sz w:val="24"/>
           <w:szCs w:val="24"/>
         </w:rPr>
-        <w:t xml:space="preserve">${reviewed_by_label}</w:t>
+        <w:t>${reviewed_by_label}</w:t>
       </w:r>
     </w:p>
     <w:p>
@@ -3454,9 +3364,6 @@
       </w:pPr>
     </w:p>
     <w:p>
-      <w:pPr>
-        <w:spacing w:after="0"/>
-      </w:pPr>
       <w:r>
         <w:t>${/sig_slot_2}</w:t>
       </w:r>
@@ -3470,7 +3377,7 @@
           <w:right w:val="nil"/>
           <w:between w:val="nil"/>
         </w:pBdr>
-        <w:ind w:left="3270"/>
+        <w:ind w:left="3990"/>
         <w:rPr>
           <w:color w:val="000000"/>
           <w:sz w:val="24"/>
@@ -3483,7 +3390,7 @@
           <w:sz w:val="24"/>
           <w:szCs w:val="24"/>
         </w:rPr>
-        <w:t xml:space="preserve">${noted_by_label}</w:t>
+        <w:t>${noted_by_label}</w:t>
       </w:r>
     </w:p>
     <w:p>
@@ -3506,7 +3413,7 @@
     <w:p>
       <w:pPr>
         <w:pStyle w:val="Heading1"/>
-        <w:ind w:left="3270"/>
+        <w:ind w:left="3660" w:firstLine="330"/>
         <w:rPr>
           <w:u w:val="none"/>
         </w:rPr>
@@ -3533,7 +3440,7 @@
           <w:between w:val="nil"/>
         </w:pBdr>
         <w:spacing w:before="44"/>
-        <w:ind w:left="3270"/>
+        <w:ind w:left="3660" w:firstLine="330"/>
         <w:rPr>
           <w:color w:val="000000"/>
           <w:sz w:val="24"/>
@@ -4103,7 +4010,7 @@
             </wp:anchor>
           </w:drawing>
         </mc:Choice>
-        <mc:Fallback xmlns:cr="http://schemas.microsoft.com/office/comments/2020/reactions" xmlns="http://schemas.microsoft.com/office/tasks/2019/documenttasks" xmlns:dgm="http://schemas.openxmlformats.org/drawingml/2006/diagram" xmlns:lc="http://schemas.openxmlformats.org/drawingml/2006/lockedCanvas" xmlns:c="http://schemas.openxmlformats.org/drawingml/2006/chart" xmlns:pic="http://schemas.openxmlformats.org/drawingml/2006/picture" xmlns:a="http://schemas.openxmlformats.org/drawingml/2006/main" xmlns:sl="http://schemas.openxmlformats.org/schemaLibrary/2006/main">
+        <mc:Fallback xmlns:sl="http://schemas.openxmlformats.org/schemaLibrary/2006/main" xmlns:a="http://schemas.openxmlformats.org/drawingml/2006/main" xmlns:pic="http://schemas.openxmlformats.org/drawingml/2006/picture" xmlns:c="http://schemas.openxmlformats.org/drawingml/2006/chart" xmlns:lc="http://schemas.openxmlformats.org/drawingml/2006/lockedCanvas" xmlns:dgm="http://schemas.openxmlformats.org/drawingml/2006/diagram" xmlns="http://schemas.microsoft.com/office/tasks/2019/documenttasks" xmlns:cr="http://schemas.microsoft.com/office/comments/2020/reactions">
           <w:drawing>
             <wp:anchor allowOverlap="1" behindDoc="1" distB="0" distT="0" distL="0" distR="0" hidden="0" layoutInCell="1" locked="0" relativeHeight="0" simplePos="0">
               <wp:simplePos x="0" y="0"/>

--- a/resources/document-templates/startup-tech-assessment-mrl-template.docx
+++ b/resources/document-templates/startup-tech-assessment-mrl-template.docx
@@ -718,7 +718,25 @@
                 <w:sz w:val="24"/>
                 <w:szCs w:val="24"/>
               </w:rPr>
-              <w:t>segments, value prop, channels, etc.).</w:t>
+              <w:t xml:space="preserve">segments, value </w:t>
+            </w:r>
+            <w:proofErr w:type="gramStart"/>
+            <w:r>
+              <w:rPr>
+                <w:color w:val="000000"/>
+                <w:sz w:val="24"/>
+                <w:szCs w:val="24"/>
+              </w:rPr>
+              <w:t>prop</w:t>
+            </w:r>
+            <w:proofErr w:type="gramEnd"/>
+            <w:r>
+              <w:rPr>
+                <w:color w:val="000000"/>
+                <w:sz w:val="24"/>
+                <w:szCs w:val="24"/>
+              </w:rPr>
+              <w:t>, channels, etc.).</w:t>
             </w:r>
           </w:p>
         </w:tc>
@@ -1090,8 +1108,36 @@
                 <w:sz w:val="24"/>
                 <w:szCs w:val="24"/>
               </w:rPr>
-              <w:t>Insights gathered include: previous solutions tried, current behaviors, and problem</w:t>
-            </w:r>
+              <w:t xml:space="preserve">Insights gathered </w:t>
+            </w:r>
+            <w:proofErr w:type="gramStart"/>
+            <w:r>
+              <w:rPr>
+                <w:color w:val="000000"/>
+                <w:sz w:val="24"/>
+                <w:szCs w:val="24"/>
+              </w:rPr>
+              <w:t>include:</w:t>
+            </w:r>
+            <w:proofErr w:type="gramEnd"/>
+            <w:r>
+              <w:rPr>
+                <w:color w:val="000000"/>
+                <w:sz w:val="24"/>
+                <w:szCs w:val="24"/>
+              </w:rPr>
+              <w:t xml:space="preserve"> previous solutions tried, current behaviors, and </w:t>
+            </w:r>
+            <w:proofErr w:type="gramStart"/>
+            <w:r>
+              <w:rPr>
+                <w:color w:val="000000"/>
+                <w:sz w:val="24"/>
+                <w:szCs w:val="24"/>
+              </w:rPr>
+              <w:t>problem</w:t>
+            </w:r>
+            <w:proofErr w:type="gramEnd"/>
           </w:p>
           <w:p>
             <w:pPr>
@@ -2881,7 +2927,25 @@
                 <w:sz w:val="24"/>
                 <w:szCs w:val="24"/>
               </w:rPr>
-              <w:t>Commercialization plan is documented (launch strategy, sales channels, marketing,</w:t>
+              <w:t xml:space="preserve">Commercialization </w:t>
+            </w:r>
+            <w:proofErr w:type="gramStart"/>
+            <w:r>
+              <w:rPr>
+                <w:color w:val="000000"/>
+                <w:sz w:val="24"/>
+                <w:szCs w:val="24"/>
+              </w:rPr>
+              <w:t>plan is</w:t>
+            </w:r>
+            <w:proofErr w:type="gramEnd"/>
+            <w:r>
+              <w:rPr>
+                <w:color w:val="000000"/>
+                <w:sz w:val="24"/>
+                <w:szCs w:val="24"/>
+              </w:rPr>
+              <w:t xml:space="preserve"> documented (launch strategy, sales channels, marketing,</w:t>
             </w:r>
           </w:p>
           <w:p>
@@ -3094,6 +3158,23 @@
         </w:tc>
       </w:tr>
     </w:tbl>
+    <w:p>
+      <w:pPr>
+        <w:pBdr>
+          <w:top w:val="nil"/>
+          <w:left w:val="nil"/>
+          <w:bottom w:val="nil"/>
+          <w:right w:val="nil"/>
+          <w:between w:val="nil"/>
+        </w:pBdr>
+        <w:spacing w:before="44"/>
+        <w:rPr>
+          <w:color w:val="000000"/>
+          <w:sz w:val="24"/>
+          <w:szCs w:val="24"/>
+        </w:rPr>
+      </w:pPr>
+    </w:p>
     <w:p>
       <w:pPr>
         <w:pBdr>
@@ -3118,6 +3199,7 @@
     </w:p>
     <w:p>
       <w:pPr>
+        <w:keepNext/>
         <w:pBdr>
           <w:top w:val="nil"/>
           <w:left w:val="nil"/>
@@ -3149,6 +3231,7 @@
     </w:p>
     <w:p>
       <w:pPr>
+        <w:keepNext/>
         <w:pBdr>
           <w:top w:val="nil"/>
           <w:left w:val="nil"/>
@@ -3167,6 +3250,7 @@
     <w:p>
       <w:pPr>
         <w:pStyle w:val="Heading1"/>
+        <w:keepNext/>
         <w:rPr>
           <w:u w:val="none"/>
         </w:rPr>
@@ -3228,8 +3312,13 @@
       </w:pPr>
     </w:p>
     <w:p>
+      <w:proofErr w:type="gramStart"/>
       <w:r>
-        <w:t>${/sig_slot_1}</w:t>
+        <w:t>${/</w:t>
+      </w:r>
+      <w:proofErr w:type="gramEnd"/>
+      <w:r>
+        <w:t>sig_slot_1}</w:t>
       </w:r>
     </w:p>
     <w:p>
@@ -3239,6 +3328,7 @@
     </w:p>
     <w:p>
       <w:pPr>
+        <w:keepNext/>
         <w:pBdr>
           <w:top w:val="nil"/>
           <w:left w:val="nil"/>
@@ -3263,6 +3353,7 @@
     </w:p>
     <w:p>
       <w:pPr>
+        <w:keepNext/>
         <w:pBdr>
           <w:top w:val="nil"/>
           <w:left w:val="nil"/>
@@ -3281,6 +3372,7 @@
     <w:p>
       <w:pPr>
         <w:pStyle w:val="Heading1"/>
+        <w:keepNext/>
         <w:rPr>
           <w:u w:val="none"/>
         </w:rPr>
@@ -3364,12 +3456,18 @@
       </w:pPr>
     </w:p>
     <w:p>
+      <w:proofErr w:type="gramStart"/>
       <w:r>
-        <w:t>${/sig_slot_2}</w:t>
+        <w:t>${/</w:t>
+      </w:r>
+      <w:proofErr w:type="gramEnd"/>
+      <w:r>
+        <w:t>sig_slot_2}</w:t>
       </w:r>
     </w:p>
     <w:p>
       <w:pPr>
+        <w:keepNext/>
         <w:pBdr>
           <w:top w:val="nil"/>
           <w:left w:val="nil"/>
@@ -3395,6 +3493,7 @@
     </w:p>
     <w:p>
       <w:pPr>
+        <w:keepNext/>
         <w:pBdr>
           <w:top w:val="nil"/>
           <w:left w:val="nil"/>
@@ -3413,6 +3512,7 @@
     <w:p>
       <w:pPr>
         <w:pStyle w:val="Heading1"/>
+        <w:keepNext/>
         <w:ind w:left="3660" w:firstLine="330"/>
         <w:rPr>
           <w:u w:val="none"/>
@@ -4010,7 +4110,7 @@
             </wp:anchor>
           </w:drawing>
         </mc:Choice>
-        <mc:Fallback xmlns:sl="http://schemas.openxmlformats.org/schemaLibrary/2006/main" xmlns:a="http://schemas.openxmlformats.org/drawingml/2006/main" xmlns:pic="http://schemas.openxmlformats.org/drawingml/2006/picture" xmlns:c="http://schemas.openxmlformats.org/drawingml/2006/chart" xmlns:lc="http://schemas.openxmlformats.org/drawingml/2006/lockedCanvas" xmlns:dgm="http://schemas.openxmlformats.org/drawingml/2006/diagram" xmlns="http://schemas.microsoft.com/office/tasks/2019/documenttasks" xmlns:cr="http://schemas.microsoft.com/office/comments/2020/reactions">
+        <mc:Fallback xmlns:cr="http://schemas.microsoft.com/office/comments/2020/reactions" xmlns="http://schemas.microsoft.com/office/tasks/2019/documenttasks" xmlns:dgm="http://schemas.openxmlformats.org/drawingml/2006/diagram" xmlns:lc="http://schemas.openxmlformats.org/drawingml/2006/lockedCanvas" xmlns:c="http://schemas.openxmlformats.org/drawingml/2006/chart" xmlns:pic="http://schemas.openxmlformats.org/drawingml/2006/picture" xmlns:a="http://schemas.openxmlformats.org/drawingml/2006/main" xmlns:sl="http://schemas.openxmlformats.org/schemaLibrary/2006/main">
           <w:drawing>
             <wp:anchor allowOverlap="1" behindDoc="1" distB="0" distT="0" distL="0" distR="0" hidden="0" layoutInCell="1" locked="0" relativeHeight="0" simplePos="0">
               <wp:simplePos x="0" y="0"/>
